--- a/chapters/chapter1.docx
+++ b/chapters/chapter1.docx
@@ -15,7 +15,7 @@
         <w:pStyle w:val="Date"/>
       </w:pPr>
       <w:r>
-        <w:t xml:space="preserve">Last modified: 2026-09-11 10:58:19 (PDT)</w:t>
+        <w:t xml:space="preserve">Last modified: 2026-09-25 15:37:17 (PDT)</w:t>
       </w:r>
     </w:p>
     <w:p>
